--- a/aula53/Guia Prático-53.docx
+++ b/aula53/Guia Prático-53.docx
@@ -9497,29 +9497,7 @@
           <w:szCs w:val="21"/>
           <w:bdr w:val="none" w:sz="0" w:space="0" w:color="auto" w:frame="1"/>
         </w:rPr>
-        <w:t>"</w:t>
-      </w:r>
-      <w:proofErr w:type="spellStart"/>
-      <w:r>
-        <w:rPr>
-          <w:rStyle w:val="hljs-string"/>
-          <w:color w:val="188038"/>
-          <w:sz w:val="21"/>
-          <w:szCs w:val="21"/>
-          <w:bdr w:val="none" w:sz="0" w:space="0" w:color="auto" w:frame="1"/>
-        </w:rPr>
-        <w:t>db_aula_pratica</w:t>
-      </w:r>
-      <w:proofErr w:type="spellEnd"/>
-      <w:r>
-        <w:rPr>
-          <w:rStyle w:val="hljs-string"/>
-          <w:color w:val="188038"/>
-          <w:sz w:val="21"/>
-          <w:szCs w:val="21"/>
-          <w:bdr w:val="none" w:sz="0" w:space="0" w:color="auto" w:frame="1"/>
-        </w:rPr>
-        <w:t>"</w:t>
+        <w:t>"db_aula_pratica"</w:t>
       </w:r>
       <w:r>
         <w:rPr>
@@ -11193,7 +11171,6 @@
         <w:lastRenderedPageBreak/>
         <w:t xml:space="preserve">Selecione o banco de dados </w:t>
       </w:r>
-      <w:proofErr w:type="spellStart"/>
       <w:r>
         <w:rPr>
           <w:rStyle w:val="CdigoHTML"/>
@@ -11203,7 +11180,6 @@
         </w:rPr>
         <w:t>db_aula_pratica</w:t>
       </w:r>
-      <w:proofErr w:type="spellEnd"/>
       <w:r>
         <w:rPr>
           <w:color w:val="1F1F1F"/>
@@ -11724,10 +11700,6 @@
     <w:p>
       <w:pPr>
         <w:pStyle w:val="NormalWeb"/>
-        <w:numPr>
-          <w:ilvl w:val="0"/>
-          <w:numId w:val="8"/>
-        </w:numPr>
         <w:spacing w:after="0" w:afterAutospacing="0"/>
         <w:rPr>
           <w:color w:val="1F1F1F"/>
@@ -11735,24 +11707,643 @@
       </w:pPr>
       <w:r>
         <w:rPr>
+          <w:b/>
+          <w:bCs/>
           <w:color w:val="1F1F1F"/>
-        </w:rPr>
-        <w:t xml:space="preserve">No VS Code, abra a pasta </w:t>
-      </w:r>
-      <w:r>
-        <w:rPr>
-          <w:rStyle w:val="CdigoHTML"/>
-          <w:rFonts w:eastAsiaTheme="majorEastAsia"/>
-          <w:color w:val="444746"/>
-          <w:bdr w:val="none" w:sz="0" w:space="0" w:color="auto" w:frame="1"/>
-        </w:rPr>
-        <w:t>C:\wamp64\www\LP\aula53</w:t>
+          <w:bdr w:val="none" w:sz="0" w:space="0" w:color="auto" w:frame="1"/>
+        </w:rPr>
+        <w:t>SQL (Resposta)</w:t>
       </w:r>
       <w:r>
         <w:rPr>
           <w:color w:val="1F1F1F"/>
         </w:rPr>
-        <w:t>.</w:t>
+        <w:t>:</w:t>
+      </w:r>
+    </w:p>
+    <w:p>
+      <w:pPr>
+        <w:pStyle w:val="NormalWeb"/>
+        <w:spacing w:after="0" w:afterAutospacing="0"/>
+        <w:rPr>
+          <w:color w:val="1F1F1F"/>
+        </w:rPr>
+      </w:pPr>
+    </w:p>
+    <w:p>
+      <w:pPr>
+        <w:pStyle w:val="Pr-formataoHTML"/>
+        <w:rPr>
+          <w:rStyle w:val="CdigoHTML"/>
+          <w:rFonts w:eastAsiaTheme="majorEastAsia"/>
+          <w:color w:val="444746"/>
+          <w:sz w:val="21"/>
+          <w:szCs w:val="21"/>
+          <w:bdr w:val="none" w:sz="0" w:space="0" w:color="auto" w:frame="1"/>
+        </w:rPr>
+      </w:pPr>
+      <w:r>
+        <w:rPr>
+          <w:rStyle w:val="hljs-keyword"/>
+          <w:color w:val="8430CE"/>
+          <w:sz w:val="21"/>
+          <w:szCs w:val="21"/>
+          <w:bdr w:val="none" w:sz="0" w:space="0" w:color="auto" w:frame="1"/>
+        </w:rPr>
+        <w:t>INSERT</w:t>
+      </w:r>
+      <w:r>
+        <w:rPr>
+          <w:rStyle w:val="CdigoHTML"/>
+          <w:rFonts w:eastAsiaTheme="majorEastAsia"/>
+          <w:color w:val="444746"/>
+          <w:sz w:val="21"/>
+          <w:szCs w:val="21"/>
+          <w:bdr w:val="none" w:sz="0" w:space="0" w:color="auto" w:frame="1"/>
+        </w:rPr>
+        <w:t xml:space="preserve"> </w:t>
+      </w:r>
+      <w:r>
+        <w:rPr>
+          <w:rStyle w:val="hljs-keyword"/>
+          <w:color w:val="8430CE"/>
+          <w:sz w:val="21"/>
+          <w:szCs w:val="21"/>
+          <w:bdr w:val="none" w:sz="0" w:space="0" w:color="auto" w:frame="1"/>
+        </w:rPr>
+        <w:t>INTO</w:t>
+      </w:r>
+      <w:r>
+        <w:rPr>
+          <w:rStyle w:val="CdigoHTML"/>
+          <w:rFonts w:eastAsiaTheme="majorEastAsia"/>
+          <w:color w:val="444746"/>
+          <w:sz w:val="21"/>
+          <w:szCs w:val="21"/>
+          <w:bdr w:val="none" w:sz="0" w:space="0" w:color="auto" w:frame="1"/>
+        </w:rPr>
+        <w:t xml:space="preserve"> produtos (nome, </w:t>
+      </w:r>
+      <w:proofErr w:type="spellStart"/>
+      <w:r>
+        <w:rPr>
+          <w:rStyle w:val="CdigoHTML"/>
+          <w:rFonts w:eastAsiaTheme="majorEastAsia"/>
+          <w:color w:val="444746"/>
+          <w:sz w:val="21"/>
+          <w:szCs w:val="21"/>
+          <w:bdr w:val="none" w:sz="0" w:space="0" w:color="auto" w:frame="1"/>
+        </w:rPr>
+        <w:t>descricao</w:t>
+      </w:r>
+      <w:proofErr w:type="spellEnd"/>
+      <w:r>
+        <w:rPr>
+          <w:rStyle w:val="CdigoHTML"/>
+          <w:rFonts w:eastAsiaTheme="majorEastAsia"/>
+          <w:color w:val="444746"/>
+          <w:sz w:val="21"/>
+          <w:szCs w:val="21"/>
+          <w:bdr w:val="none" w:sz="0" w:space="0" w:color="auto" w:frame="1"/>
+        </w:rPr>
+        <w:t xml:space="preserve">, </w:t>
+      </w:r>
+      <w:proofErr w:type="spellStart"/>
+      <w:r>
+        <w:rPr>
+          <w:rStyle w:val="CdigoHTML"/>
+          <w:rFonts w:eastAsiaTheme="majorEastAsia"/>
+          <w:color w:val="444746"/>
+          <w:sz w:val="21"/>
+          <w:szCs w:val="21"/>
+          <w:bdr w:val="none" w:sz="0" w:space="0" w:color="auto" w:frame="1"/>
+        </w:rPr>
+        <w:t>preco</w:t>
+      </w:r>
+      <w:proofErr w:type="spellEnd"/>
+      <w:r>
+        <w:rPr>
+          <w:rStyle w:val="CdigoHTML"/>
+          <w:rFonts w:eastAsiaTheme="majorEastAsia"/>
+          <w:color w:val="444746"/>
+          <w:sz w:val="21"/>
+          <w:szCs w:val="21"/>
+          <w:bdr w:val="none" w:sz="0" w:space="0" w:color="auto" w:frame="1"/>
+        </w:rPr>
+        <w:t xml:space="preserve">, estoque, </w:t>
+      </w:r>
+      <w:proofErr w:type="spellStart"/>
+      <w:r>
+        <w:rPr>
+          <w:rStyle w:val="CdigoHTML"/>
+          <w:rFonts w:eastAsiaTheme="majorEastAsia"/>
+          <w:color w:val="444746"/>
+          <w:sz w:val="21"/>
+          <w:szCs w:val="21"/>
+          <w:bdr w:val="none" w:sz="0" w:space="0" w:color="auto" w:frame="1"/>
+        </w:rPr>
+        <w:t>data_cadastro</w:t>
+      </w:r>
+      <w:proofErr w:type="spellEnd"/>
+      <w:r>
+        <w:rPr>
+          <w:rStyle w:val="CdigoHTML"/>
+          <w:rFonts w:eastAsiaTheme="majorEastAsia"/>
+          <w:color w:val="444746"/>
+          <w:sz w:val="21"/>
+          <w:szCs w:val="21"/>
+          <w:bdr w:val="none" w:sz="0" w:space="0" w:color="auto" w:frame="1"/>
+        </w:rPr>
+        <w:t xml:space="preserve">) </w:t>
+      </w:r>
+      <w:r>
+        <w:rPr>
+          <w:rStyle w:val="hljs-keyword"/>
+          <w:color w:val="8430CE"/>
+          <w:sz w:val="21"/>
+          <w:szCs w:val="21"/>
+          <w:bdr w:val="none" w:sz="0" w:space="0" w:color="auto" w:frame="1"/>
+        </w:rPr>
+        <w:t>VALUES</w:t>
+      </w:r>
+      <w:r>
+        <w:rPr>
+          <w:rStyle w:val="CdigoHTML"/>
+          <w:rFonts w:eastAsiaTheme="majorEastAsia"/>
+          <w:color w:val="444746"/>
+          <w:sz w:val="21"/>
+          <w:szCs w:val="21"/>
+          <w:bdr w:val="none" w:sz="0" w:space="0" w:color="auto" w:frame="1"/>
+        </w:rPr>
+        <w:t xml:space="preserve"> </w:t>
+      </w:r>
+    </w:p>
+    <w:p>
+      <w:pPr>
+        <w:pStyle w:val="Pr-formataoHTML"/>
+        <w:rPr>
+          <w:rStyle w:val="CdigoHTML"/>
+          <w:rFonts w:eastAsiaTheme="majorEastAsia"/>
+          <w:color w:val="444746"/>
+          <w:sz w:val="21"/>
+          <w:szCs w:val="21"/>
+          <w:bdr w:val="none" w:sz="0" w:space="0" w:color="auto" w:frame="1"/>
+        </w:rPr>
+      </w:pPr>
+      <w:r>
+        <w:rPr>
+          <w:rStyle w:val="CdigoHTML"/>
+          <w:rFonts w:eastAsiaTheme="majorEastAsia"/>
+          <w:color w:val="444746"/>
+          <w:sz w:val="21"/>
+          <w:szCs w:val="21"/>
+          <w:bdr w:val="none" w:sz="0" w:space="0" w:color="auto" w:frame="1"/>
+        </w:rPr>
+        <w:t>(</w:t>
+      </w:r>
+      <w:r>
+        <w:rPr>
+          <w:rStyle w:val="hljs-string"/>
+          <w:color w:val="188038"/>
+          <w:sz w:val="21"/>
+          <w:szCs w:val="21"/>
+          <w:bdr w:val="none" w:sz="0" w:space="0" w:color="auto" w:frame="1"/>
+        </w:rPr>
+        <w:t>'Mouse Gamer'</w:t>
+      </w:r>
+      <w:r>
+        <w:rPr>
+          <w:rStyle w:val="CdigoHTML"/>
+          <w:rFonts w:eastAsiaTheme="majorEastAsia"/>
+          <w:color w:val="444746"/>
+          <w:sz w:val="21"/>
+          <w:szCs w:val="21"/>
+          <w:bdr w:val="none" w:sz="0" w:space="0" w:color="auto" w:frame="1"/>
+        </w:rPr>
+        <w:t xml:space="preserve">, </w:t>
+      </w:r>
+      <w:r>
+        <w:rPr>
+          <w:rStyle w:val="hljs-string"/>
+          <w:color w:val="188038"/>
+          <w:sz w:val="21"/>
+          <w:szCs w:val="21"/>
+          <w:bdr w:val="none" w:sz="0" w:space="0" w:color="auto" w:frame="1"/>
+        </w:rPr>
+        <w:t>'Sensor 12000 DPI'</w:t>
+      </w:r>
+      <w:r>
+        <w:rPr>
+          <w:rStyle w:val="CdigoHTML"/>
+          <w:rFonts w:eastAsiaTheme="majorEastAsia"/>
+          <w:color w:val="444746"/>
+          <w:sz w:val="21"/>
+          <w:szCs w:val="21"/>
+          <w:bdr w:val="none" w:sz="0" w:space="0" w:color="auto" w:frame="1"/>
+        </w:rPr>
+        <w:t xml:space="preserve">, </w:t>
+      </w:r>
+      <w:r>
+        <w:rPr>
+          <w:rStyle w:val="hljs-number"/>
+          <w:color w:val="B55908"/>
+          <w:sz w:val="21"/>
+          <w:szCs w:val="21"/>
+          <w:bdr w:val="none" w:sz="0" w:space="0" w:color="auto" w:frame="1"/>
+        </w:rPr>
+        <w:t>150.00</w:t>
+      </w:r>
+      <w:r>
+        <w:rPr>
+          <w:rStyle w:val="CdigoHTML"/>
+          <w:rFonts w:eastAsiaTheme="majorEastAsia"/>
+          <w:color w:val="444746"/>
+          <w:sz w:val="21"/>
+          <w:szCs w:val="21"/>
+          <w:bdr w:val="none" w:sz="0" w:space="0" w:color="auto" w:frame="1"/>
+        </w:rPr>
+        <w:t xml:space="preserve">, </w:t>
+      </w:r>
+      <w:r>
+        <w:rPr>
+          <w:rStyle w:val="hljs-number"/>
+          <w:color w:val="B55908"/>
+          <w:sz w:val="21"/>
+          <w:szCs w:val="21"/>
+          <w:bdr w:val="none" w:sz="0" w:space="0" w:color="auto" w:frame="1"/>
+        </w:rPr>
+        <w:t>30</w:t>
+      </w:r>
+      <w:r>
+        <w:rPr>
+          <w:rStyle w:val="CdigoHTML"/>
+          <w:rFonts w:eastAsiaTheme="majorEastAsia"/>
+          <w:color w:val="444746"/>
+          <w:sz w:val="21"/>
+          <w:szCs w:val="21"/>
+          <w:bdr w:val="none" w:sz="0" w:space="0" w:color="auto" w:frame="1"/>
+        </w:rPr>
+        <w:t xml:space="preserve">, </w:t>
+      </w:r>
+      <w:r>
+        <w:rPr>
+          <w:rStyle w:val="hljs-string"/>
+          <w:color w:val="188038"/>
+          <w:sz w:val="21"/>
+          <w:szCs w:val="21"/>
+          <w:bdr w:val="none" w:sz="0" w:space="0" w:color="auto" w:frame="1"/>
+        </w:rPr>
+        <w:t>'2026-03-18'</w:t>
+      </w:r>
+      <w:r>
+        <w:rPr>
+          <w:rStyle w:val="CdigoHTML"/>
+          <w:rFonts w:eastAsiaTheme="majorEastAsia"/>
+          <w:color w:val="444746"/>
+          <w:sz w:val="21"/>
+          <w:szCs w:val="21"/>
+          <w:bdr w:val="none" w:sz="0" w:space="0" w:color="auto" w:frame="1"/>
+        </w:rPr>
+        <w:t>),</w:t>
+      </w:r>
+    </w:p>
+    <w:p>
+      <w:pPr>
+        <w:pStyle w:val="Pr-formataoHTML"/>
+        <w:rPr>
+          <w:rStyle w:val="CdigoHTML"/>
+          <w:rFonts w:eastAsiaTheme="majorEastAsia"/>
+          <w:color w:val="444746"/>
+          <w:sz w:val="21"/>
+          <w:szCs w:val="21"/>
+          <w:bdr w:val="none" w:sz="0" w:space="0" w:color="auto" w:frame="1"/>
+        </w:rPr>
+      </w:pPr>
+      <w:r>
+        <w:rPr>
+          <w:rStyle w:val="CdigoHTML"/>
+          <w:rFonts w:eastAsiaTheme="majorEastAsia"/>
+          <w:color w:val="444746"/>
+          <w:sz w:val="21"/>
+          <w:szCs w:val="21"/>
+          <w:bdr w:val="none" w:sz="0" w:space="0" w:color="auto" w:frame="1"/>
+        </w:rPr>
+        <w:t>(</w:t>
+      </w:r>
+      <w:r>
+        <w:rPr>
+          <w:rStyle w:val="hljs-string"/>
+          <w:color w:val="188038"/>
+          <w:sz w:val="21"/>
+          <w:szCs w:val="21"/>
+          <w:bdr w:val="none" w:sz="0" w:space="0" w:color="auto" w:frame="1"/>
+        </w:rPr>
+        <w:t>'Monitor 24 Pol'</w:t>
+      </w:r>
+      <w:r>
+        <w:rPr>
+          <w:rStyle w:val="CdigoHTML"/>
+          <w:rFonts w:eastAsiaTheme="majorEastAsia"/>
+          <w:color w:val="444746"/>
+          <w:sz w:val="21"/>
+          <w:szCs w:val="21"/>
+          <w:bdr w:val="none" w:sz="0" w:space="0" w:color="auto" w:frame="1"/>
+        </w:rPr>
+        <w:t xml:space="preserve">, </w:t>
+      </w:r>
+      <w:r>
+        <w:rPr>
+          <w:rStyle w:val="hljs-string"/>
+          <w:color w:val="188038"/>
+          <w:sz w:val="21"/>
+          <w:szCs w:val="21"/>
+          <w:bdr w:val="none" w:sz="0" w:space="0" w:color="auto" w:frame="1"/>
+        </w:rPr>
+        <w:t>'Painel IPS 144Hz'</w:t>
+      </w:r>
+      <w:r>
+        <w:rPr>
+          <w:rStyle w:val="CdigoHTML"/>
+          <w:rFonts w:eastAsiaTheme="majorEastAsia"/>
+          <w:color w:val="444746"/>
+          <w:sz w:val="21"/>
+          <w:szCs w:val="21"/>
+          <w:bdr w:val="none" w:sz="0" w:space="0" w:color="auto" w:frame="1"/>
+        </w:rPr>
+        <w:t xml:space="preserve">, </w:t>
+      </w:r>
+      <w:r>
+        <w:rPr>
+          <w:rStyle w:val="hljs-number"/>
+          <w:color w:val="B55908"/>
+          <w:sz w:val="21"/>
+          <w:szCs w:val="21"/>
+          <w:bdr w:val="none" w:sz="0" w:space="0" w:color="auto" w:frame="1"/>
+        </w:rPr>
+        <w:t>1200.00</w:t>
+      </w:r>
+      <w:r>
+        <w:rPr>
+          <w:rStyle w:val="CdigoHTML"/>
+          <w:rFonts w:eastAsiaTheme="majorEastAsia"/>
+          <w:color w:val="444746"/>
+          <w:sz w:val="21"/>
+          <w:szCs w:val="21"/>
+          <w:bdr w:val="none" w:sz="0" w:space="0" w:color="auto" w:frame="1"/>
+        </w:rPr>
+        <w:t xml:space="preserve">, </w:t>
+      </w:r>
+      <w:r>
+        <w:rPr>
+          <w:rStyle w:val="hljs-number"/>
+          <w:color w:val="B55908"/>
+          <w:sz w:val="21"/>
+          <w:szCs w:val="21"/>
+          <w:bdr w:val="none" w:sz="0" w:space="0" w:color="auto" w:frame="1"/>
+        </w:rPr>
+        <w:t>10</w:t>
+      </w:r>
+      <w:r>
+        <w:rPr>
+          <w:rStyle w:val="CdigoHTML"/>
+          <w:rFonts w:eastAsiaTheme="majorEastAsia"/>
+          <w:color w:val="444746"/>
+          <w:sz w:val="21"/>
+          <w:szCs w:val="21"/>
+          <w:bdr w:val="none" w:sz="0" w:space="0" w:color="auto" w:frame="1"/>
+        </w:rPr>
+        <w:t xml:space="preserve">, </w:t>
+      </w:r>
+      <w:r>
+        <w:rPr>
+          <w:rStyle w:val="hljs-string"/>
+          <w:color w:val="188038"/>
+          <w:sz w:val="21"/>
+          <w:szCs w:val="21"/>
+          <w:bdr w:val="none" w:sz="0" w:space="0" w:color="auto" w:frame="1"/>
+        </w:rPr>
+        <w:t>'2026-03-18'</w:t>
+      </w:r>
+      <w:r>
+        <w:rPr>
+          <w:rStyle w:val="CdigoHTML"/>
+          <w:rFonts w:eastAsiaTheme="majorEastAsia"/>
+          <w:color w:val="444746"/>
+          <w:sz w:val="21"/>
+          <w:szCs w:val="21"/>
+          <w:bdr w:val="none" w:sz="0" w:space="0" w:color="auto" w:frame="1"/>
+        </w:rPr>
+        <w:t>),</w:t>
+      </w:r>
+    </w:p>
+    <w:p>
+      <w:pPr>
+        <w:pStyle w:val="Pr-formataoHTML"/>
+        <w:rPr>
+          <w:rStyle w:val="CdigoHTML"/>
+          <w:rFonts w:eastAsiaTheme="majorEastAsia"/>
+          <w:color w:val="444746"/>
+          <w:sz w:val="21"/>
+          <w:szCs w:val="21"/>
+          <w:bdr w:val="none" w:sz="0" w:space="0" w:color="auto" w:frame="1"/>
+        </w:rPr>
+      </w:pPr>
+      <w:r>
+        <w:rPr>
+          <w:rStyle w:val="CdigoHTML"/>
+          <w:rFonts w:eastAsiaTheme="majorEastAsia"/>
+          <w:color w:val="444746"/>
+          <w:sz w:val="21"/>
+          <w:szCs w:val="21"/>
+          <w:bdr w:val="none" w:sz="0" w:space="0" w:color="auto" w:frame="1"/>
+        </w:rPr>
+        <w:t>(</w:t>
+      </w:r>
+      <w:r>
+        <w:rPr>
+          <w:rStyle w:val="hljs-string"/>
+          <w:color w:val="188038"/>
+          <w:sz w:val="21"/>
+          <w:szCs w:val="21"/>
+          <w:bdr w:val="none" w:sz="0" w:space="0" w:color="auto" w:frame="1"/>
+        </w:rPr>
+        <w:t>'Headset 7.1'</w:t>
+      </w:r>
+      <w:r>
+        <w:rPr>
+          <w:rStyle w:val="CdigoHTML"/>
+          <w:rFonts w:eastAsiaTheme="majorEastAsia"/>
+          <w:color w:val="444746"/>
+          <w:sz w:val="21"/>
+          <w:szCs w:val="21"/>
+          <w:bdr w:val="none" w:sz="0" w:space="0" w:color="auto" w:frame="1"/>
+        </w:rPr>
+        <w:t xml:space="preserve">, </w:t>
+      </w:r>
+      <w:r>
+        <w:rPr>
+          <w:rStyle w:val="hljs-string"/>
+          <w:color w:val="188038"/>
+          <w:sz w:val="21"/>
+          <w:szCs w:val="21"/>
+          <w:bdr w:val="none" w:sz="0" w:space="0" w:color="auto" w:frame="1"/>
+        </w:rPr>
+        <w:t>'Som surround com microfone'</w:t>
+      </w:r>
+      <w:r>
+        <w:rPr>
+          <w:rStyle w:val="CdigoHTML"/>
+          <w:rFonts w:eastAsiaTheme="majorEastAsia"/>
+          <w:color w:val="444746"/>
+          <w:sz w:val="21"/>
+          <w:szCs w:val="21"/>
+          <w:bdr w:val="none" w:sz="0" w:space="0" w:color="auto" w:frame="1"/>
+        </w:rPr>
+        <w:t xml:space="preserve">, </w:t>
+      </w:r>
+      <w:r>
+        <w:rPr>
+          <w:rStyle w:val="hljs-number"/>
+          <w:color w:val="B55908"/>
+          <w:sz w:val="21"/>
+          <w:szCs w:val="21"/>
+          <w:bdr w:val="none" w:sz="0" w:space="0" w:color="auto" w:frame="1"/>
+        </w:rPr>
+        <w:t>350.00</w:t>
+      </w:r>
+      <w:r>
+        <w:rPr>
+          <w:rStyle w:val="CdigoHTML"/>
+          <w:rFonts w:eastAsiaTheme="majorEastAsia"/>
+          <w:color w:val="444746"/>
+          <w:sz w:val="21"/>
+          <w:szCs w:val="21"/>
+          <w:bdr w:val="none" w:sz="0" w:space="0" w:color="auto" w:frame="1"/>
+        </w:rPr>
+        <w:t xml:space="preserve">, </w:t>
+      </w:r>
+      <w:r>
+        <w:rPr>
+          <w:rStyle w:val="hljs-number"/>
+          <w:color w:val="B55908"/>
+          <w:sz w:val="21"/>
+          <w:szCs w:val="21"/>
+          <w:bdr w:val="none" w:sz="0" w:space="0" w:color="auto" w:frame="1"/>
+        </w:rPr>
+        <w:t>20</w:t>
+      </w:r>
+      <w:r>
+        <w:rPr>
+          <w:rStyle w:val="CdigoHTML"/>
+          <w:rFonts w:eastAsiaTheme="majorEastAsia"/>
+          <w:color w:val="444746"/>
+          <w:sz w:val="21"/>
+          <w:szCs w:val="21"/>
+          <w:bdr w:val="none" w:sz="0" w:space="0" w:color="auto" w:frame="1"/>
+        </w:rPr>
+        <w:t xml:space="preserve">, </w:t>
+      </w:r>
+      <w:r>
+        <w:rPr>
+          <w:rStyle w:val="hljs-string"/>
+          <w:color w:val="188038"/>
+          <w:sz w:val="21"/>
+          <w:szCs w:val="21"/>
+          <w:bdr w:val="none" w:sz="0" w:space="0" w:color="auto" w:frame="1"/>
+        </w:rPr>
+        <w:t>'2026-03-18'</w:t>
+      </w:r>
+      <w:r>
+        <w:rPr>
+          <w:rStyle w:val="CdigoHTML"/>
+          <w:rFonts w:eastAsiaTheme="majorEastAsia"/>
+          <w:color w:val="444746"/>
+          <w:sz w:val="21"/>
+          <w:szCs w:val="21"/>
+          <w:bdr w:val="none" w:sz="0" w:space="0" w:color="auto" w:frame="1"/>
+        </w:rPr>
+        <w:t>);</w:t>
+      </w:r>
+    </w:p>
+    <w:p>
+      <w:pPr>
+        <w:spacing w:after="120"/>
+        <w:rPr>
+          <w:color w:val="1F1F1F"/>
+        </w:rPr>
+      </w:pPr>
+      <w:r>
+        <w:rPr>
+          <w:color w:val="1F1F1F"/>
+        </w:rPr>
+        <w:pict w14:anchorId="29A14CF4">
+          <v:rect id="_x0000_i1032" style="width:0;height:1.5pt" o:hralign="center" o:hrstd="t" o:hrnoshade="t" o:hr="t" fillcolor="gray" stroked="f"/>
+        </w:pict>
+      </w:r>
+    </w:p>
+    <w:p>
+      <w:pPr>
+        <w:pStyle w:val="Ttulo2"/>
+        <w:spacing w:after="120"/>
+        <w:rPr>
+          <w:color w:val="1F1F1F"/>
+        </w:rPr>
+      </w:pPr>
+      <w:bookmarkStart w:id="5" w:name="_Toc224746181"/>
+      <w:r>
+        <w:rPr>
+          <w:color w:val="1F1F1F"/>
+        </w:rPr>
+        <w:t>ATIVIDADE EXTRA 2: Atualização Seletiva (UPDATE)</w:t>
+      </w:r>
+      <w:bookmarkEnd w:id="5"/>
+    </w:p>
+    <w:p>
+      <w:pPr>
+        <w:pStyle w:val="NormalWeb"/>
+        <w:spacing w:after="0" w:afterAutospacing="0"/>
+        <w:rPr>
+          <w:color w:val="1F1F1F"/>
+        </w:rPr>
+      </w:pPr>
+      <w:r>
+        <w:rPr>
+          <w:b/>
+          <w:bCs/>
+          <w:color w:val="1F1F1F"/>
+          <w:bdr w:val="none" w:sz="0" w:space="0" w:color="auto" w:frame="1"/>
+        </w:rPr>
+        <w:t>Objetivo</w:t>
+      </w:r>
+      <w:r>
+        <w:rPr>
+          <w:color w:val="1F1F1F"/>
+        </w:rPr>
+        <w:t>: Alterar dados específicos de um registro utilizando a Chave Primária como filtro de segurança.</w:t>
+      </w:r>
+    </w:p>
+    <w:p>
+      <w:pPr>
+        <w:pStyle w:val="NormalWeb"/>
+        <w:spacing w:after="0" w:afterAutospacing="0"/>
+        <w:rPr>
+          <w:color w:val="1F1F1F"/>
+        </w:rPr>
+      </w:pPr>
+      <w:r>
+        <w:rPr>
+          <w:b/>
+          <w:bCs/>
+          <w:color w:val="1F1F1F"/>
+          <w:bdr w:val="none" w:sz="0" w:space="0" w:color="auto" w:frame="1"/>
+        </w:rPr>
+        <w:t>Passo a Passo para o Aluno</w:t>
+      </w:r>
+      <w:r>
+        <w:rPr>
+          <w:color w:val="1F1F1F"/>
+        </w:rPr>
+        <w:t>:</w:t>
       </w:r>
     </w:p>
     <w:p>
@@ -11760,9 +12351,9 @@
         <w:pStyle w:val="NormalWeb"/>
         <w:numPr>
           <w:ilvl w:val="0"/>
-          <w:numId w:val="8"/>
+          <w:numId w:val="9"/>
         </w:numPr>
-        <w:spacing w:after="0" w:afterAutospacing="0"/>
+        <w:spacing w:after="120" w:afterAutospacing="0"/>
         <w:rPr>
           <w:color w:val="1F1F1F"/>
         </w:rPr>
@@ -11771,725 +12362,7 @@
         <w:rPr>
           <w:color w:val="1F1F1F"/>
         </w:rPr>
-        <w:t xml:space="preserve">Crie a subpasta </w:t>
-      </w:r>
-      <w:r>
-        <w:rPr>
-          <w:rStyle w:val="CdigoHTML"/>
-          <w:rFonts w:eastAsiaTheme="majorEastAsia"/>
-          <w:color w:val="444746"/>
-          <w:bdr w:val="none" w:sz="0" w:space="0" w:color="auto" w:frame="1"/>
-        </w:rPr>
-        <w:t>atv1</w:t>
-      </w:r>
-      <w:r>
-        <w:rPr>
-          <w:color w:val="1F1F1F"/>
-        </w:rPr>
-        <w:t>.</w:t>
-      </w:r>
-    </w:p>
-    <w:p>
-      <w:pPr>
-        <w:pStyle w:val="NormalWeb"/>
-        <w:numPr>
-          <w:ilvl w:val="0"/>
-          <w:numId w:val="8"/>
-        </w:numPr>
-        <w:spacing w:after="0" w:afterAutospacing="0"/>
-        <w:rPr>
-          <w:color w:val="1F1F1F"/>
-        </w:rPr>
-      </w:pPr>
-      <w:r>
-        <w:rPr>
-          <w:color w:val="1F1F1F"/>
-        </w:rPr>
-        <w:t xml:space="preserve">No </w:t>
-      </w:r>
-      <w:proofErr w:type="spellStart"/>
-      <w:r>
-        <w:rPr>
-          <w:color w:val="1F1F1F"/>
-        </w:rPr>
-        <w:t>phpMyAdmin</w:t>
-      </w:r>
-      <w:proofErr w:type="spellEnd"/>
-      <w:r>
-        <w:rPr>
-          <w:color w:val="1F1F1F"/>
-        </w:rPr>
-        <w:t xml:space="preserve">, utilize a aba </w:t>
-      </w:r>
-      <w:r>
-        <w:rPr>
-          <w:b/>
-          <w:bCs/>
-          <w:color w:val="1F1F1F"/>
-          <w:bdr w:val="none" w:sz="0" w:space="0" w:color="auto" w:frame="1"/>
-        </w:rPr>
-        <w:t>SQL</w:t>
-      </w:r>
-      <w:r>
-        <w:rPr>
-          <w:color w:val="1F1F1F"/>
-        </w:rPr>
-        <w:t xml:space="preserve"> para inserir três novos produtos simultaneamente.</w:t>
-      </w:r>
-    </w:p>
-    <w:p>
-      <w:pPr>
-        <w:pStyle w:val="NormalWeb"/>
-        <w:spacing w:after="0" w:afterAutospacing="0"/>
-        <w:rPr>
-          <w:color w:val="1F1F1F"/>
-        </w:rPr>
-      </w:pPr>
-      <w:r>
-        <w:rPr>
-          <w:b/>
-          <w:bCs/>
-          <w:color w:val="1F1F1F"/>
-          <w:bdr w:val="none" w:sz="0" w:space="0" w:color="auto" w:frame="1"/>
-        </w:rPr>
-        <w:t>SQL (Resposta)</w:t>
-      </w:r>
-      <w:r>
-        <w:rPr>
-          <w:color w:val="1F1F1F"/>
-        </w:rPr>
-        <w:t>:</w:t>
-      </w:r>
-    </w:p>
-    <w:p>
-      <w:pPr>
-        <w:rPr>
-          <w:color w:val="444746"/>
-        </w:rPr>
-      </w:pPr>
-      <w:r>
-        <w:rPr>
-          <w:rStyle w:val="ng-tns-c2369462512-552"/>
-          <w:color w:val="444746"/>
-          <w:bdr w:val="none" w:sz="0" w:space="0" w:color="auto" w:frame="1"/>
-        </w:rPr>
-        <w:t>SQL</w:t>
-      </w:r>
-    </w:p>
-    <w:p>
-      <w:pPr>
-        <w:pStyle w:val="Pr-formataoHTML"/>
-        <w:rPr>
-          <w:rStyle w:val="CdigoHTML"/>
-          <w:rFonts w:eastAsiaTheme="majorEastAsia"/>
-          <w:color w:val="444746"/>
-          <w:sz w:val="21"/>
-          <w:szCs w:val="21"/>
-          <w:bdr w:val="none" w:sz="0" w:space="0" w:color="auto" w:frame="1"/>
-        </w:rPr>
-      </w:pPr>
-      <w:r>
-        <w:rPr>
-          <w:rStyle w:val="hljs-keyword"/>
-          <w:color w:val="8430CE"/>
-          <w:sz w:val="21"/>
-          <w:szCs w:val="21"/>
-          <w:bdr w:val="none" w:sz="0" w:space="0" w:color="auto" w:frame="1"/>
-        </w:rPr>
-        <w:t>INSERT</w:t>
-      </w:r>
-      <w:r>
-        <w:rPr>
-          <w:rStyle w:val="CdigoHTML"/>
-          <w:rFonts w:eastAsiaTheme="majorEastAsia"/>
-          <w:color w:val="444746"/>
-          <w:sz w:val="21"/>
-          <w:szCs w:val="21"/>
-          <w:bdr w:val="none" w:sz="0" w:space="0" w:color="auto" w:frame="1"/>
-        </w:rPr>
-        <w:t xml:space="preserve"> </w:t>
-      </w:r>
-      <w:r>
-        <w:rPr>
-          <w:rStyle w:val="hljs-keyword"/>
-          <w:color w:val="8430CE"/>
-          <w:sz w:val="21"/>
-          <w:szCs w:val="21"/>
-          <w:bdr w:val="none" w:sz="0" w:space="0" w:color="auto" w:frame="1"/>
-        </w:rPr>
-        <w:t>INTO</w:t>
-      </w:r>
-      <w:r>
-        <w:rPr>
-          <w:rStyle w:val="CdigoHTML"/>
-          <w:rFonts w:eastAsiaTheme="majorEastAsia"/>
-          <w:color w:val="444746"/>
-          <w:sz w:val="21"/>
-          <w:szCs w:val="21"/>
-          <w:bdr w:val="none" w:sz="0" w:space="0" w:color="auto" w:frame="1"/>
-        </w:rPr>
-        <w:t xml:space="preserve"> produtos (nome, </w:t>
-      </w:r>
-      <w:proofErr w:type="spellStart"/>
-      <w:r>
-        <w:rPr>
-          <w:rStyle w:val="CdigoHTML"/>
-          <w:rFonts w:eastAsiaTheme="majorEastAsia"/>
-          <w:color w:val="444746"/>
-          <w:sz w:val="21"/>
-          <w:szCs w:val="21"/>
-          <w:bdr w:val="none" w:sz="0" w:space="0" w:color="auto" w:frame="1"/>
-        </w:rPr>
-        <w:t>descricao</w:t>
-      </w:r>
-      <w:proofErr w:type="spellEnd"/>
-      <w:r>
-        <w:rPr>
-          <w:rStyle w:val="CdigoHTML"/>
-          <w:rFonts w:eastAsiaTheme="majorEastAsia"/>
-          <w:color w:val="444746"/>
-          <w:sz w:val="21"/>
-          <w:szCs w:val="21"/>
-          <w:bdr w:val="none" w:sz="0" w:space="0" w:color="auto" w:frame="1"/>
-        </w:rPr>
-        <w:t xml:space="preserve">, </w:t>
-      </w:r>
-      <w:proofErr w:type="spellStart"/>
-      <w:r>
-        <w:rPr>
-          <w:rStyle w:val="CdigoHTML"/>
-          <w:rFonts w:eastAsiaTheme="majorEastAsia"/>
-          <w:color w:val="444746"/>
-          <w:sz w:val="21"/>
-          <w:szCs w:val="21"/>
-          <w:bdr w:val="none" w:sz="0" w:space="0" w:color="auto" w:frame="1"/>
-        </w:rPr>
-        <w:t>preco</w:t>
-      </w:r>
-      <w:proofErr w:type="spellEnd"/>
-      <w:r>
-        <w:rPr>
-          <w:rStyle w:val="CdigoHTML"/>
-          <w:rFonts w:eastAsiaTheme="majorEastAsia"/>
-          <w:color w:val="444746"/>
-          <w:sz w:val="21"/>
-          <w:szCs w:val="21"/>
-          <w:bdr w:val="none" w:sz="0" w:space="0" w:color="auto" w:frame="1"/>
-        </w:rPr>
-        <w:t xml:space="preserve">, estoque, </w:t>
-      </w:r>
-      <w:proofErr w:type="spellStart"/>
-      <w:r>
-        <w:rPr>
-          <w:rStyle w:val="CdigoHTML"/>
-          <w:rFonts w:eastAsiaTheme="majorEastAsia"/>
-          <w:color w:val="444746"/>
-          <w:sz w:val="21"/>
-          <w:szCs w:val="21"/>
-          <w:bdr w:val="none" w:sz="0" w:space="0" w:color="auto" w:frame="1"/>
-        </w:rPr>
-        <w:t>data_cadastro</w:t>
-      </w:r>
-      <w:proofErr w:type="spellEnd"/>
-      <w:r>
-        <w:rPr>
-          <w:rStyle w:val="CdigoHTML"/>
-          <w:rFonts w:eastAsiaTheme="majorEastAsia"/>
-          <w:color w:val="444746"/>
-          <w:sz w:val="21"/>
-          <w:szCs w:val="21"/>
-          <w:bdr w:val="none" w:sz="0" w:space="0" w:color="auto" w:frame="1"/>
-        </w:rPr>
-        <w:t xml:space="preserve">) </w:t>
-      </w:r>
-      <w:r>
-        <w:rPr>
-          <w:rStyle w:val="hljs-keyword"/>
-          <w:color w:val="8430CE"/>
-          <w:sz w:val="21"/>
-          <w:szCs w:val="21"/>
-          <w:bdr w:val="none" w:sz="0" w:space="0" w:color="auto" w:frame="1"/>
-        </w:rPr>
-        <w:t>VALUES</w:t>
-      </w:r>
-      <w:r>
-        <w:rPr>
-          <w:rStyle w:val="CdigoHTML"/>
-          <w:rFonts w:eastAsiaTheme="majorEastAsia"/>
-          <w:color w:val="444746"/>
-          <w:sz w:val="21"/>
-          <w:szCs w:val="21"/>
-          <w:bdr w:val="none" w:sz="0" w:space="0" w:color="auto" w:frame="1"/>
-        </w:rPr>
-        <w:t xml:space="preserve"> </w:t>
-      </w:r>
-    </w:p>
-    <w:p>
-      <w:pPr>
-        <w:pStyle w:val="Pr-formataoHTML"/>
-        <w:rPr>
-          <w:rStyle w:val="CdigoHTML"/>
-          <w:rFonts w:eastAsiaTheme="majorEastAsia"/>
-          <w:color w:val="444746"/>
-          <w:sz w:val="21"/>
-          <w:szCs w:val="21"/>
-          <w:bdr w:val="none" w:sz="0" w:space="0" w:color="auto" w:frame="1"/>
-        </w:rPr>
-      </w:pPr>
-      <w:r>
-        <w:rPr>
-          <w:rStyle w:val="CdigoHTML"/>
-          <w:rFonts w:eastAsiaTheme="majorEastAsia"/>
-          <w:color w:val="444746"/>
-          <w:sz w:val="21"/>
-          <w:szCs w:val="21"/>
-          <w:bdr w:val="none" w:sz="0" w:space="0" w:color="auto" w:frame="1"/>
-        </w:rPr>
-        <w:t>(</w:t>
-      </w:r>
-      <w:r>
-        <w:rPr>
-          <w:rStyle w:val="hljs-string"/>
-          <w:color w:val="188038"/>
-          <w:sz w:val="21"/>
-          <w:szCs w:val="21"/>
-          <w:bdr w:val="none" w:sz="0" w:space="0" w:color="auto" w:frame="1"/>
-        </w:rPr>
-        <w:t>'Mouse Gamer'</w:t>
-      </w:r>
-      <w:r>
-        <w:rPr>
-          <w:rStyle w:val="CdigoHTML"/>
-          <w:rFonts w:eastAsiaTheme="majorEastAsia"/>
-          <w:color w:val="444746"/>
-          <w:sz w:val="21"/>
-          <w:szCs w:val="21"/>
-          <w:bdr w:val="none" w:sz="0" w:space="0" w:color="auto" w:frame="1"/>
-        </w:rPr>
-        <w:t xml:space="preserve">, </w:t>
-      </w:r>
-      <w:r>
-        <w:rPr>
-          <w:rStyle w:val="hljs-string"/>
-          <w:color w:val="188038"/>
-          <w:sz w:val="21"/>
-          <w:szCs w:val="21"/>
-          <w:bdr w:val="none" w:sz="0" w:space="0" w:color="auto" w:frame="1"/>
-        </w:rPr>
-        <w:t>'Sensor 12000 DPI'</w:t>
-      </w:r>
-      <w:r>
-        <w:rPr>
-          <w:rStyle w:val="CdigoHTML"/>
-          <w:rFonts w:eastAsiaTheme="majorEastAsia"/>
-          <w:color w:val="444746"/>
-          <w:sz w:val="21"/>
-          <w:szCs w:val="21"/>
-          <w:bdr w:val="none" w:sz="0" w:space="0" w:color="auto" w:frame="1"/>
-        </w:rPr>
-        <w:t xml:space="preserve">, </w:t>
-      </w:r>
-      <w:r>
-        <w:rPr>
-          <w:rStyle w:val="hljs-number"/>
-          <w:color w:val="B55908"/>
-          <w:sz w:val="21"/>
-          <w:szCs w:val="21"/>
-          <w:bdr w:val="none" w:sz="0" w:space="0" w:color="auto" w:frame="1"/>
-        </w:rPr>
-        <w:t>150.00</w:t>
-      </w:r>
-      <w:r>
-        <w:rPr>
-          <w:rStyle w:val="CdigoHTML"/>
-          <w:rFonts w:eastAsiaTheme="majorEastAsia"/>
-          <w:color w:val="444746"/>
-          <w:sz w:val="21"/>
-          <w:szCs w:val="21"/>
-          <w:bdr w:val="none" w:sz="0" w:space="0" w:color="auto" w:frame="1"/>
-        </w:rPr>
-        <w:t xml:space="preserve">, </w:t>
-      </w:r>
-      <w:r>
-        <w:rPr>
-          <w:rStyle w:val="hljs-number"/>
-          <w:color w:val="B55908"/>
-          <w:sz w:val="21"/>
-          <w:szCs w:val="21"/>
-          <w:bdr w:val="none" w:sz="0" w:space="0" w:color="auto" w:frame="1"/>
-        </w:rPr>
-        <w:t>30</w:t>
-      </w:r>
-      <w:r>
-        <w:rPr>
-          <w:rStyle w:val="CdigoHTML"/>
-          <w:rFonts w:eastAsiaTheme="majorEastAsia"/>
-          <w:color w:val="444746"/>
-          <w:sz w:val="21"/>
-          <w:szCs w:val="21"/>
-          <w:bdr w:val="none" w:sz="0" w:space="0" w:color="auto" w:frame="1"/>
-        </w:rPr>
-        <w:t xml:space="preserve">, </w:t>
-      </w:r>
-      <w:r>
-        <w:rPr>
-          <w:rStyle w:val="hljs-string"/>
-          <w:color w:val="188038"/>
-          <w:sz w:val="21"/>
-          <w:szCs w:val="21"/>
-          <w:bdr w:val="none" w:sz="0" w:space="0" w:color="auto" w:frame="1"/>
-        </w:rPr>
-        <w:t>'2026-03-18'</w:t>
-      </w:r>
-      <w:r>
-        <w:rPr>
-          <w:rStyle w:val="CdigoHTML"/>
-          <w:rFonts w:eastAsiaTheme="majorEastAsia"/>
-          <w:color w:val="444746"/>
-          <w:sz w:val="21"/>
-          <w:szCs w:val="21"/>
-          <w:bdr w:val="none" w:sz="0" w:space="0" w:color="auto" w:frame="1"/>
-        </w:rPr>
-        <w:t>),</w:t>
-      </w:r>
-    </w:p>
-    <w:p>
-      <w:pPr>
-        <w:pStyle w:val="Pr-formataoHTML"/>
-        <w:rPr>
-          <w:rStyle w:val="CdigoHTML"/>
-          <w:rFonts w:eastAsiaTheme="majorEastAsia"/>
-          <w:color w:val="444746"/>
-          <w:sz w:val="21"/>
-          <w:szCs w:val="21"/>
-          <w:bdr w:val="none" w:sz="0" w:space="0" w:color="auto" w:frame="1"/>
-        </w:rPr>
-      </w:pPr>
-      <w:r>
-        <w:rPr>
-          <w:rStyle w:val="CdigoHTML"/>
-          <w:rFonts w:eastAsiaTheme="majorEastAsia"/>
-          <w:color w:val="444746"/>
-          <w:sz w:val="21"/>
-          <w:szCs w:val="21"/>
-          <w:bdr w:val="none" w:sz="0" w:space="0" w:color="auto" w:frame="1"/>
-        </w:rPr>
-        <w:t>(</w:t>
-      </w:r>
-      <w:r>
-        <w:rPr>
-          <w:rStyle w:val="hljs-string"/>
-          <w:color w:val="188038"/>
-          <w:sz w:val="21"/>
-          <w:szCs w:val="21"/>
-          <w:bdr w:val="none" w:sz="0" w:space="0" w:color="auto" w:frame="1"/>
-        </w:rPr>
-        <w:t>'Monitor 24 Pol'</w:t>
-      </w:r>
-      <w:r>
-        <w:rPr>
-          <w:rStyle w:val="CdigoHTML"/>
-          <w:rFonts w:eastAsiaTheme="majorEastAsia"/>
-          <w:color w:val="444746"/>
-          <w:sz w:val="21"/>
-          <w:szCs w:val="21"/>
-          <w:bdr w:val="none" w:sz="0" w:space="0" w:color="auto" w:frame="1"/>
-        </w:rPr>
-        <w:t xml:space="preserve">, </w:t>
-      </w:r>
-      <w:r>
-        <w:rPr>
-          <w:rStyle w:val="hljs-string"/>
-          <w:color w:val="188038"/>
-          <w:sz w:val="21"/>
-          <w:szCs w:val="21"/>
-          <w:bdr w:val="none" w:sz="0" w:space="0" w:color="auto" w:frame="1"/>
-        </w:rPr>
-        <w:t>'Painel IPS 144Hz'</w:t>
-      </w:r>
-      <w:r>
-        <w:rPr>
-          <w:rStyle w:val="CdigoHTML"/>
-          <w:rFonts w:eastAsiaTheme="majorEastAsia"/>
-          <w:color w:val="444746"/>
-          <w:sz w:val="21"/>
-          <w:szCs w:val="21"/>
-          <w:bdr w:val="none" w:sz="0" w:space="0" w:color="auto" w:frame="1"/>
-        </w:rPr>
-        <w:t xml:space="preserve">, </w:t>
-      </w:r>
-      <w:r>
-        <w:rPr>
-          <w:rStyle w:val="hljs-number"/>
-          <w:color w:val="B55908"/>
-          <w:sz w:val="21"/>
-          <w:szCs w:val="21"/>
-          <w:bdr w:val="none" w:sz="0" w:space="0" w:color="auto" w:frame="1"/>
-        </w:rPr>
-        <w:t>1200.00</w:t>
-      </w:r>
-      <w:r>
-        <w:rPr>
-          <w:rStyle w:val="CdigoHTML"/>
-          <w:rFonts w:eastAsiaTheme="majorEastAsia"/>
-          <w:color w:val="444746"/>
-          <w:sz w:val="21"/>
-          <w:szCs w:val="21"/>
-          <w:bdr w:val="none" w:sz="0" w:space="0" w:color="auto" w:frame="1"/>
-        </w:rPr>
-        <w:t xml:space="preserve">, </w:t>
-      </w:r>
-      <w:r>
-        <w:rPr>
-          <w:rStyle w:val="hljs-number"/>
-          <w:color w:val="B55908"/>
-          <w:sz w:val="21"/>
-          <w:szCs w:val="21"/>
-          <w:bdr w:val="none" w:sz="0" w:space="0" w:color="auto" w:frame="1"/>
-        </w:rPr>
-        <w:t>10</w:t>
-      </w:r>
-      <w:r>
-        <w:rPr>
-          <w:rStyle w:val="CdigoHTML"/>
-          <w:rFonts w:eastAsiaTheme="majorEastAsia"/>
-          <w:color w:val="444746"/>
-          <w:sz w:val="21"/>
-          <w:szCs w:val="21"/>
-          <w:bdr w:val="none" w:sz="0" w:space="0" w:color="auto" w:frame="1"/>
-        </w:rPr>
-        <w:t xml:space="preserve">, </w:t>
-      </w:r>
-      <w:r>
-        <w:rPr>
-          <w:rStyle w:val="hljs-string"/>
-          <w:color w:val="188038"/>
-          <w:sz w:val="21"/>
-          <w:szCs w:val="21"/>
-          <w:bdr w:val="none" w:sz="0" w:space="0" w:color="auto" w:frame="1"/>
-        </w:rPr>
-        <w:t>'2026-03-18'</w:t>
-      </w:r>
-      <w:r>
-        <w:rPr>
-          <w:rStyle w:val="CdigoHTML"/>
-          <w:rFonts w:eastAsiaTheme="majorEastAsia"/>
-          <w:color w:val="444746"/>
-          <w:sz w:val="21"/>
-          <w:szCs w:val="21"/>
-          <w:bdr w:val="none" w:sz="0" w:space="0" w:color="auto" w:frame="1"/>
-        </w:rPr>
-        <w:t>),</w:t>
-      </w:r>
-    </w:p>
-    <w:p>
-      <w:pPr>
-        <w:pStyle w:val="Pr-formataoHTML"/>
-        <w:rPr>
-          <w:rStyle w:val="CdigoHTML"/>
-          <w:rFonts w:eastAsiaTheme="majorEastAsia"/>
-          <w:color w:val="444746"/>
-          <w:sz w:val="21"/>
-          <w:szCs w:val="21"/>
-          <w:bdr w:val="none" w:sz="0" w:space="0" w:color="auto" w:frame="1"/>
-        </w:rPr>
-      </w:pPr>
-      <w:r>
-        <w:rPr>
-          <w:rStyle w:val="CdigoHTML"/>
-          <w:rFonts w:eastAsiaTheme="majorEastAsia"/>
-          <w:color w:val="444746"/>
-          <w:sz w:val="21"/>
-          <w:szCs w:val="21"/>
-          <w:bdr w:val="none" w:sz="0" w:space="0" w:color="auto" w:frame="1"/>
-        </w:rPr>
-        <w:t>(</w:t>
-      </w:r>
-      <w:r>
-        <w:rPr>
-          <w:rStyle w:val="hljs-string"/>
-          <w:color w:val="188038"/>
-          <w:sz w:val="21"/>
-          <w:szCs w:val="21"/>
-          <w:bdr w:val="none" w:sz="0" w:space="0" w:color="auto" w:frame="1"/>
-        </w:rPr>
-        <w:t>'Headset 7.1'</w:t>
-      </w:r>
-      <w:r>
-        <w:rPr>
-          <w:rStyle w:val="CdigoHTML"/>
-          <w:rFonts w:eastAsiaTheme="majorEastAsia"/>
-          <w:color w:val="444746"/>
-          <w:sz w:val="21"/>
-          <w:szCs w:val="21"/>
-          <w:bdr w:val="none" w:sz="0" w:space="0" w:color="auto" w:frame="1"/>
-        </w:rPr>
-        <w:t xml:space="preserve">, </w:t>
-      </w:r>
-      <w:r>
-        <w:rPr>
-          <w:rStyle w:val="hljs-string"/>
-          <w:color w:val="188038"/>
-          <w:sz w:val="21"/>
-          <w:szCs w:val="21"/>
-          <w:bdr w:val="none" w:sz="0" w:space="0" w:color="auto" w:frame="1"/>
-        </w:rPr>
-        <w:t>'Som surround com microfone'</w:t>
-      </w:r>
-      <w:r>
-        <w:rPr>
-          <w:rStyle w:val="CdigoHTML"/>
-          <w:rFonts w:eastAsiaTheme="majorEastAsia"/>
-          <w:color w:val="444746"/>
-          <w:sz w:val="21"/>
-          <w:szCs w:val="21"/>
-          <w:bdr w:val="none" w:sz="0" w:space="0" w:color="auto" w:frame="1"/>
-        </w:rPr>
-        <w:t xml:space="preserve">, </w:t>
-      </w:r>
-      <w:r>
-        <w:rPr>
-          <w:rStyle w:val="hljs-number"/>
-          <w:color w:val="B55908"/>
-          <w:sz w:val="21"/>
-          <w:szCs w:val="21"/>
-          <w:bdr w:val="none" w:sz="0" w:space="0" w:color="auto" w:frame="1"/>
-        </w:rPr>
-        <w:t>350.00</w:t>
-      </w:r>
-      <w:r>
-        <w:rPr>
-          <w:rStyle w:val="CdigoHTML"/>
-          <w:rFonts w:eastAsiaTheme="majorEastAsia"/>
-          <w:color w:val="444746"/>
-          <w:sz w:val="21"/>
-          <w:szCs w:val="21"/>
-          <w:bdr w:val="none" w:sz="0" w:space="0" w:color="auto" w:frame="1"/>
-        </w:rPr>
-        <w:t xml:space="preserve">, </w:t>
-      </w:r>
-      <w:r>
-        <w:rPr>
-          <w:rStyle w:val="hljs-number"/>
-          <w:color w:val="B55908"/>
-          <w:sz w:val="21"/>
-          <w:szCs w:val="21"/>
-          <w:bdr w:val="none" w:sz="0" w:space="0" w:color="auto" w:frame="1"/>
-        </w:rPr>
-        <w:t>20</w:t>
-      </w:r>
-      <w:r>
-        <w:rPr>
-          <w:rStyle w:val="CdigoHTML"/>
-          <w:rFonts w:eastAsiaTheme="majorEastAsia"/>
-          <w:color w:val="444746"/>
-          <w:sz w:val="21"/>
-          <w:szCs w:val="21"/>
-          <w:bdr w:val="none" w:sz="0" w:space="0" w:color="auto" w:frame="1"/>
-        </w:rPr>
-        <w:t xml:space="preserve">, </w:t>
-      </w:r>
-      <w:r>
-        <w:rPr>
-          <w:rStyle w:val="hljs-string"/>
-          <w:color w:val="188038"/>
-          <w:sz w:val="21"/>
-          <w:szCs w:val="21"/>
-          <w:bdr w:val="none" w:sz="0" w:space="0" w:color="auto" w:frame="1"/>
-        </w:rPr>
-        <w:t>'2026-03-18'</w:t>
-      </w:r>
-      <w:r>
-        <w:rPr>
-          <w:rStyle w:val="CdigoHTML"/>
-          <w:rFonts w:eastAsiaTheme="majorEastAsia"/>
-          <w:color w:val="444746"/>
-          <w:sz w:val="21"/>
-          <w:szCs w:val="21"/>
-          <w:bdr w:val="none" w:sz="0" w:space="0" w:color="auto" w:frame="1"/>
-        </w:rPr>
-        <w:t>);</w:t>
-      </w:r>
-    </w:p>
-    <w:p>
-      <w:pPr>
-        <w:spacing w:after="120"/>
-        <w:rPr>
-          <w:color w:val="1F1F1F"/>
-        </w:rPr>
-      </w:pPr>
-      <w:r>
-        <w:rPr>
-          <w:color w:val="1F1F1F"/>
-        </w:rPr>
-        <w:pict w14:anchorId="29A14CF4">
-          <v:rect id="_x0000_i1032" style="width:0;height:1.5pt" o:hralign="center" o:hrstd="t" o:hrnoshade="t" o:hr="t" fillcolor="gray" stroked="f"/>
-        </w:pict>
-      </w:r>
-    </w:p>
-    <w:p>
-      <w:pPr>
-        <w:pStyle w:val="Ttulo2"/>
-        <w:spacing w:after="120"/>
-        <w:rPr>
-          <w:color w:val="1F1F1F"/>
-        </w:rPr>
-      </w:pPr>
-      <w:bookmarkStart w:id="5" w:name="_Toc224746181"/>
-      <w:r>
-        <w:rPr>
-          <w:color w:val="1F1F1F"/>
-        </w:rPr>
-        <w:t>ATIVIDADE EXTRA 2: Atualização Seletiva (UPDATE)</w:t>
-      </w:r>
-      <w:bookmarkEnd w:id="5"/>
-    </w:p>
-    <w:p>
-      <w:pPr>
-        <w:pStyle w:val="NormalWeb"/>
-        <w:spacing w:after="0" w:afterAutospacing="0"/>
-        <w:rPr>
-          <w:color w:val="1F1F1F"/>
-        </w:rPr>
-      </w:pPr>
-      <w:r>
-        <w:rPr>
-          <w:b/>
-          <w:bCs/>
-          <w:color w:val="1F1F1F"/>
-          <w:bdr w:val="none" w:sz="0" w:space="0" w:color="auto" w:frame="1"/>
-        </w:rPr>
-        <w:t>Objetivo</w:t>
-      </w:r>
-      <w:r>
-        <w:rPr>
-          <w:color w:val="1F1F1F"/>
-        </w:rPr>
-        <w:t>: Alterar dados específicos de um registro utilizando a Chave Primária como filtro de segurança.</w:t>
-      </w:r>
-    </w:p>
-    <w:p>
-      <w:pPr>
-        <w:pStyle w:val="NormalWeb"/>
-        <w:spacing w:after="0" w:afterAutospacing="0"/>
-        <w:rPr>
-          <w:color w:val="1F1F1F"/>
-        </w:rPr>
-      </w:pPr>
-      <w:r>
-        <w:rPr>
-          <w:b/>
-          <w:bCs/>
-          <w:color w:val="1F1F1F"/>
-          <w:bdr w:val="none" w:sz="0" w:space="0" w:color="auto" w:frame="1"/>
-        </w:rPr>
-        <w:t>Passo a Passo para o Aluno</w:t>
-      </w:r>
-      <w:r>
-        <w:rPr>
-          <w:color w:val="1F1F1F"/>
-        </w:rPr>
-        <w:t>:</w:t>
+        <w:t>Imagine que o "Mouse Gamer" entrou em promoção. Vamos alterar o preço dele.</w:t>
       </w:r>
     </w:p>
     <w:p>
@@ -12506,59 +12379,6 @@
       </w:pPr>
       <w:r>
         <w:rPr>
-          <w:color w:val="1F1F1F"/>
-        </w:rPr>
-        <w:t xml:space="preserve">Crie a subpasta </w:t>
-      </w:r>
-      <w:r>
-        <w:rPr>
-          <w:rStyle w:val="CdigoHTML"/>
-          <w:rFonts w:eastAsiaTheme="majorEastAsia"/>
-          <w:color w:val="444746"/>
-          <w:bdr w:val="none" w:sz="0" w:space="0" w:color="auto" w:frame="1"/>
-        </w:rPr>
-        <w:t>C:\wamp64\www\LP\aula53\atv2</w:t>
-      </w:r>
-      <w:r>
-        <w:rPr>
-          <w:color w:val="1F1F1F"/>
-        </w:rPr>
-        <w:t>.</w:t>
-      </w:r>
-    </w:p>
-    <w:p>
-      <w:pPr>
-        <w:pStyle w:val="NormalWeb"/>
-        <w:numPr>
-          <w:ilvl w:val="0"/>
-          <w:numId w:val="9"/>
-        </w:numPr>
-        <w:spacing w:after="120" w:afterAutospacing="0"/>
-        <w:rPr>
-          <w:color w:val="1F1F1F"/>
-        </w:rPr>
-      </w:pPr>
-      <w:r>
-        <w:rPr>
-          <w:color w:val="1F1F1F"/>
-        </w:rPr>
-        <w:t>Imagine que o "Mouse Gamer" entrou em promoção. Vamos alterar o preço dele.</w:t>
-      </w:r>
-    </w:p>
-    <w:p>
-      <w:pPr>
-        <w:pStyle w:val="NormalWeb"/>
-        <w:numPr>
-          <w:ilvl w:val="0"/>
-          <w:numId w:val="9"/>
-        </w:numPr>
-        <w:spacing w:after="0" w:afterAutospacing="0"/>
-        <w:rPr>
-          <w:color w:val="1F1F1F"/>
-        </w:rPr>
-      </w:pPr>
-      <w:r>
-        <w:rPr>
           <w:b/>
           <w:bCs/>
           <w:color w:val="1F1F1F"/>
@@ -12609,7 +12429,6 @@
           <w:color w:val="444746"/>
           <w:bdr w:val="none" w:sz="0" w:space="0" w:color="auto" w:frame="1"/>
         </w:rPr>
-        <w:lastRenderedPageBreak/>
         <w:t>SQL</w:t>
       </w:r>
     </w:p>
@@ -12893,6 +12712,7 @@
           <w:color w:val="1F1F1F"/>
           <w:bdr w:val="none" w:sz="0" w:space="0" w:color="auto" w:frame="1"/>
         </w:rPr>
+        <w:lastRenderedPageBreak/>
         <w:t>O que o aluno deve perceber</w:t>
       </w:r>
       <w:r>
@@ -12981,40 +12801,6 @@
           <w:color w:val="1F1F1F"/>
         </w:rPr>
         <w:t>:</w:t>
-      </w:r>
-    </w:p>
-    <w:p>
-      <w:pPr>
-        <w:pStyle w:val="NormalWeb"/>
-        <w:numPr>
-          <w:ilvl w:val="0"/>
-          <w:numId w:val="10"/>
-        </w:numPr>
-        <w:spacing w:after="0" w:afterAutospacing="0"/>
-        <w:rPr>
-          <w:color w:val="1F1F1F"/>
-        </w:rPr>
-      </w:pPr>
-      <w:r>
-        <w:rPr>
-          <w:color w:val="1F1F1F"/>
-        </w:rPr>
-        <w:t xml:space="preserve">Crie a subpasta </w:t>
-      </w:r>
-      <w:r>
-        <w:rPr>
-          <w:rStyle w:val="CdigoHTML"/>
-          <w:rFonts w:eastAsiaTheme="majorEastAsia"/>
-          <w:color w:val="444746"/>
-          <w:bdr w:val="none" w:sz="0" w:space="0" w:color="auto" w:frame="1"/>
-        </w:rPr>
-        <w:t>C:\wamp64\www\LP\aula53\atv3</w:t>
-      </w:r>
-      <w:r>
-        <w:rPr>
-          <w:color w:val="1F1F1F"/>
-        </w:rPr>
-        <w:t>.</w:t>
       </w:r>
     </w:p>
     <w:p>
